--- a/Volume 1/Chapter 02 - Language Fundamentals/SPA_Vol1_Ch2_Lesson2_12a_EXTENDED_Dates_Times.docx
+++ b/Volume 1/Chapter 02 - Language Fundamentals/SPA_Vol1_Ch2_Lesson2_12a_EXTENDED_Dates_Times.docx
@@ -738,7 +738,6 @@
     <w:p>
       <w:pPr>
         <w:pStyle w:val="CommandBlock"/>
-        <w:keepNext/>
       </w:pPr>
       <w:r>
         <w:t xml:space="preserve">    Out-Null</w:t>
@@ -746,10 +745,55 @@
     </w:p>
     <w:p>
       <w:pPr>
+        <w:keepNext/>
+      </w:pPr>
+    </w:p>
+    <w:p>
+      <w:pPr>
+        <w:keepNext/>
+      </w:pPr>
+      <w:r>
+        <w:t>Next, let the tools create the Rust and Solidity projects: cargo init writes Cargo.toml, Remove-Item deletes the starter main.rs because the programs are in src\bin, and forge init --empty makes the Foundry project. forge init needs an empty folder, so New-Item makes .\solidity\script after it.</w:t>
+      </w:r>
+    </w:p>
+    <w:p>
+      <w:pPr>
+        <w:keepNext/>
+      </w:pPr>
+    </w:p>
+    <w:p>
+      <w:pPr>
         <w:pStyle w:val="CommandBlock"/>
         <w:keepNext/>
       </w:pPr>
       <w:r>
+        <w:t>cargo init .\rust --name window --vcs none</w:t>
+      </w:r>
+    </w:p>
+    <w:p>
+      <w:pPr>
+        <w:pStyle w:val="CommandBlock"/>
+        <w:keepNext/>
+      </w:pPr>
+      <w:r>
+        <w:t>Remove-Item .\rust\src\main.rs</w:t>
+      </w:r>
+    </w:p>
+    <w:p>
+      <w:pPr>
+        <w:pStyle w:val="CommandBlock"/>
+        <w:keepNext/>
+      </w:pPr>
+      <w:r>
+        <w:t>forge init .\solidity --empty --no-git --offline</w:t>
+      </w:r>
+    </w:p>
+    <w:p>
+      <w:pPr>
+        <w:pStyle w:val="CommandBlock"/>
+        <w:keepNext/>
+      </w:pPr>
+      <w:r>
         <w:t>New-Item -ItemType Directory -Force `</w:t>
       </w:r>
     </w:p>
@@ -767,11 +811,78 @@
       </w:pPr>
     </w:p>
     <w:p>
-      <w:pPr>
-        <w:keepNext/>
-      </w:pPr>
-      <w:r>
-        <w:t>Save each file from this lesson into the matching path in the project layout. As in Chapter 1, notepad .\rust\Cargo.toml creates and opens one: choose Yes, type the file, save it with Ctrl+S, and close Notepad. Then install forge-std, Foundry's standard library, into the Solidity project. Linux Assembly runs in WSL or on a Linux computer.</w:t>
+      <w:r>
+        <w:t>Then replace the foundry.toml that forge init wrote with this lesson's settings. notepad .\solidity\foundry.toml opens it: select everything with Ctrl+A, type the file below in its place, save it with Ctrl+S, and close Notepad.</w:t>
+      </w:r>
+    </w:p>
+    <w:p>
+      <w:pPr>
+        <w:keepNext/>
+      </w:pPr>
+    </w:p>
+    <w:p>
+      <w:pPr>
+        <w:pStyle w:val="Heading3"/>
+      </w:pPr>
+      <w:r>
+        <w:t>solidity/foundry.toml</w:t>
+      </w:r>
+    </w:p>
+    <w:p>
+      <w:pPr>
+        <w:pStyle w:val="SourceCode"/>
+        <w:keepNext/>
+      </w:pPr>
+      <w:r>
+        <w:t>[profile.default]</w:t>
+      </w:r>
+    </w:p>
+    <w:p>
+      <w:pPr>
+        <w:pStyle w:val="SourceCode"/>
+        <w:keepNext/>
+      </w:pPr>
+      <w:r>
+        <w:t># The scripts in script/ are the only Solidity sources in this project.</w:t>
+      </w:r>
+    </w:p>
+    <w:p>
+      <w:pPr>
+        <w:pStyle w:val="SourceCode"/>
+        <w:keepNext/>
+      </w:pPr>
+      <w:r>
+        <w:t>src = "script"</w:t>
+      </w:r>
+    </w:p>
+    <w:p>
+      <w:pPr>
+        <w:pStyle w:val="SourceCode"/>
+        <w:keepNext/>
+      </w:pPr>
+      <w:r>
+        <w:t># forge install puts forge-std in lib/.</w:t>
+      </w:r>
+    </w:p>
+    <w:p>
+      <w:pPr>
+        <w:pStyle w:val="SourceCode"/>
+      </w:pPr>
+      <w:r>
+        <w:t>libs = ["lib"]</w:t>
+      </w:r>
+    </w:p>
+    <w:p>
+      <w:pPr>
+        <w:keepNext/>
+      </w:pPr>
+    </w:p>
+    <w:p>
+      <w:pPr>
+        <w:keepNext/>
+      </w:pPr>
+      <w:r>
+        <w:t>Then install forge-std, Foundry's standard library, into the Solidity project.</w:t>
       </w:r>
     </w:p>
     <w:p>
@@ -811,6 +922,16 @@
       </w:pPr>
     </w:p>
     <w:p>
+      <w:r>
+        <w:t>You save each source file in its language's section below, as each is shown. As in Chapter 1, notepad .\rust\src\bin\basic_window.rs creates and opens one: choose Yes, type the file, save it with Ctrl+S, and close Notepad. Linux Assembly runs in WSL or on a Linux computer.</w:t>
+      </w:r>
+    </w:p>
+    <w:p>
+      <w:pPr>
+        <w:keepNext/>
+      </w:pPr>
+    </w:p>
+    <w:p>
       <w:pPr>
         <w:keepNext/>
       </w:pPr>
@@ -851,7 +972,7 @@
         <w:keepNext/>
       </w:pPr>
       <w:r>
-        <w:t>mkdir -p "$HOME/spa/lesson-2.12-extended/"{rust/src/bin,erlang,solidity/script}</w:t>
+        <w:t>mkdir -p "$HOME/spa/lesson-2.12-extended/"{rust/src/bin,erlang}</w:t>
       </w:r>
     </w:p>
     <w:p>
@@ -872,7 +993,7 @@
         <w:keepNext/>
       </w:pPr>
       <w:r>
-        <w:t>Save each file from this lesson into the matching path in the project layout. As in Chapter 1, nano ./rust/Cargo.toml creates and opens one: type the file, then save and close it with Ctrl+O, Enter, then Ctrl+X. Then install forge-std.</w:t>
+        <w:t>Then create the Rust and Solidity projects with the same commands as on Windows; rm deletes the starter main.rs, and mkdir makes solidity/script after forge init.</w:t>
       </w:r>
     </w:p>
     <w:p>
@@ -883,6 +1004,59 @@
     <w:p>
       <w:pPr>
         <w:pStyle w:val="CommandBlock"/>
+        <w:keepNext/>
+      </w:pPr>
+      <w:r>
+        <w:t>cargo init ./rust --name window --vcs none</w:t>
+      </w:r>
+    </w:p>
+    <w:p>
+      <w:pPr>
+        <w:pStyle w:val="CommandBlock"/>
+        <w:keepNext/>
+      </w:pPr>
+      <w:r>
+        <w:t>rm ./rust/src/main.rs</w:t>
+      </w:r>
+    </w:p>
+    <w:p>
+      <w:pPr>
+        <w:pStyle w:val="CommandBlock"/>
+        <w:keepNext/>
+      </w:pPr>
+      <w:r>
+        <w:t>forge init ./solidity --empty --no-git --offline</w:t>
+      </w:r>
+    </w:p>
+    <w:p>
+      <w:pPr>
+        <w:pStyle w:val="CommandBlock"/>
+      </w:pPr>
+      <w:r>
+        <w:t>mkdir -p "$HOME/spa/lesson-2.12-extended/solidity/script"</w:t>
+      </w:r>
+    </w:p>
+    <w:p>
+      <w:pPr>
+        <w:keepNext/>
+      </w:pPr>
+    </w:p>
+    <w:p>
+      <w:pPr>
+        <w:keepNext/>
+      </w:pPr>
+      <w:r>
+        <w:t>Replace solidity/foundry.toml with the file shown in the Windows setup; nano ./solidity/foundry.toml opens it. Then install forge-std.</w:t>
+      </w:r>
+    </w:p>
+    <w:p>
+      <w:pPr>
+        <w:keepNext/>
+      </w:pPr>
+    </w:p>
+    <w:p>
+      <w:pPr>
+        <w:pStyle w:val="CommandBlock"/>
       </w:pPr>
       <w:r>
         <w:t>(cd ./solidity &amp;&amp; forge install foundry-rs/forge-std@v1.16.2 --no-git)</w:t>
@@ -894,6 +1068,16 @@
       </w:pPr>
     </w:p>
     <w:p>
+      <w:r>
+        <w:t>You save each source file in its language's section below, as each is shown. As in Chapter 1, nano ./rust/src/bin/basic_window.rs creates and opens one: type the file, then save and close it with Ctrl+O, Enter, then Ctrl+X.</w:t>
+      </w:r>
+    </w:p>
+    <w:p>
+      <w:pPr>
+        <w:keepNext/>
+      </w:pPr>
+    </w:p>
+    <w:p>
       <w:pPr>
         <w:keepNext/>
       </w:pPr>
@@ -19793,7 +19977,7 @@
     </w:p>
     <w:p>
       <w:r>
-        <w:t>foundry.toml is the same as in Lesson 2.11a. Cargo.toml names this lesson's package, window, and its two programs.</w:t>
+        <w:t>This is the Cargo.toml that cargo init wrote, shown here so you can check yours. The [package] lines match; yours also ends with an empty [dependencies] heading, and the line that starts with # is a note for you, not something cargo writes: each file in src/bin/ becomes its own program, basic_window and window.</w:t>
       </w:r>
     </w:p>
     <w:p>
@@ -19862,68 +20046,6 @@
       </w:pPr>
       <w:r>
         <w:t># Each file in src/bin/ becomes its own program: basic_window and window.</w:t>
-      </w:r>
-    </w:p>
-    <w:p>
-      <w:pPr>
-        <w:keepNext/>
-      </w:pPr>
-    </w:p>
-    <w:p>
-      <w:pPr>
-        <w:keepNext/>
-      </w:pPr>
-    </w:p>
-    <w:p>
-      <w:pPr>
-        <w:pStyle w:val="Heading2"/>
-      </w:pPr>
-      <w:r>
-        <w:t>solidity/foundry.toml</w:t>
-      </w:r>
-    </w:p>
-    <w:p>
-      <w:pPr>
-        <w:pStyle w:val="SourceCode"/>
-        <w:keepNext/>
-      </w:pPr>
-      <w:r>
-        <w:t>[profile.default]</w:t>
-      </w:r>
-    </w:p>
-    <w:p>
-      <w:pPr>
-        <w:pStyle w:val="SourceCode"/>
-        <w:keepNext/>
-      </w:pPr>
-      <w:r>
-        <w:t># The scripts in script/ are the only Solidity sources in this project.</w:t>
-      </w:r>
-    </w:p>
-    <w:p>
-      <w:pPr>
-        <w:pStyle w:val="SourceCode"/>
-        <w:keepNext/>
-      </w:pPr>
-      <w:r>
-        <w:t>src = "script"</w:t>
-      </w:r>
-    </w:p>
-    <w:p>
-      <w:pPr>
-        <w:pStyle w:val="SourceCode"/>
-        <w:keepNext/>
-      </w:pPr>
-      <w:r>
-        <w:t># forge install puts forge-std in lib/.</w:t>
-      </w:r>
-    </w:p>
-    <w:p>
-      <w:pPr>
-        <w:pStyle w:val="SourceCode"/>
-      </w:pPr>
-      <w:r>
-        <w:t>libs = ["lib"]</w:t>
       </w:r>
     </w:p>
     <w:p>
@@ -21289,31 +21411,31 @@
       </w:rPr>
     </w:lvl>
   </w:abstractNum>
-  <w:num w:numId="1" w16cid:durableId="440997501">
+  <w:num w:numId="1" w16cid:durableId="594753183">
     <w:abstractNumId w:val="8"/>
   </w:num>
-  <w:num w:numId="2" w16cid:durableId="1658803417">
+  <w:num w:numId="2" w16cid:durableId="959651350">
     <w:abstractNumId w:val="6"/>
   </w:num>
-  <w:num w:numId="3" w16cid:durableId="1727529507">
+  <w:num w:numId="3" w16cid:durableId="1308315952">
     <w:abstractNumId w:val="5"/>
   </w:num>
-  <w:num w:numId="4" w16cid:durableId="42945429">
+  <w:num w:numId="4" w16cid:durableId="1509103158">
     <w:abstractNumId w:val="4"/>
   </w:num>
-  <w:num w:numId="5" w16cid:durableId="1805929178">
+  <w:num w:numId="5" w16cid:durableId="692074215">
     <w:abstractNumId w:val="7"/>
   </w:num>
-  <w:num w:numId="6" w16cid:durableId="2039619698">
+  <w:num w:numId="6" w16cid:durableId="2043242346">
     <w:abstractNumId w:val="3"/>
   </w:num>
-  <w:num w:numId="7" w16cid:durableId="1358578517">
+  <w:num w:numId="7" w16cid:durableId="1284314159">
     <w:abstractNumId w:val="2"/>
   </w:num>
-  <w:num w:numId="8" w16cid:durableId="10304082">
+  <w:num w:numId="8" w16cid:durableId="8417045">
     <w:abstractNumId w:val="1"/>
   </w:num>
-  <w:num w:numId="9" w16cid:durableId="17585256">
+  <w:num w:numId="9" w16cid:durableId="851601566">
     <w:abstractNumId w:val="0"/>
   </w:num>
 </w:numbering>

--- a/Volume 1/Chapter 02 - Language Fundamentals/SPA_Vol1_Ch2_Lesson2_12a_EXTENDED_Dates_Times.docx
+++ b/Volume 1/Chapter 02 - Language Fundamentals/SPA_Vol1_Ch2_Lesson2_12a_EXTENDED_Dates_Times.docx
@@ -95,10 +95,7 @@
     </w:p>
     <w:p>
       <w:r>
-        <w:t>Lesson 2.12 explains why a program keeps each moment as one UTC timestamp, moves it by adding durations, and converts it to a local reading only when printing. These four languages show what a date library does for you. Assembly calls the C library, as C does. Erlang's calendar module turns dates into seconds and back. Rust's standard library and Solidity have no calendar at all, so they count the days themselves, with loops: exactly what a date library does inside. Read Lesson 2.12 first; this companion bu</w:t>
-      </w:r>
-      <w:r>
-        <w:t>ilds on it.</w:t>
+        <w:t>Lesson 2.12 explains why a program keeps each moment as one UTC timestamp, moves it by adding durations, and converts it to a local reading only when printing. These four languages show what a date library does for you. Assembly calls the C library, as C does. Erlang's calendar module turns dates into seconds and back. Rust's standard library and Solidity have no calendar at all, so they count the days themselves, with loops: exactly what a date library does inside. Read Lesson 2.12 first; this companion builds on it.</w:t>
       </w:r>
     </w:p>
     <w:p>
@@ -1097,10 +1094,7 @@
     </w:p>
     <w:p>
       <w:r>
-        <w:t>Assembly makes the same C library calls as the C version of Lesson 2.12. A timestamp is an 8-byte count of seconds since 1970-01-01 00:00 UTC, so durations are added and subtracted with add and sub, and div turns the difference into minutes. A date and time as separate parts lives in memory as the C library's struct tm, nine 4-byte numbers. Windows' C library names its 8-byte time functions _mkgmtime64, _gmtime64, _localtime64, and _time64; Linux calls them timegm, gmtime, localtime, and time. strftime form</w:t>
-      </w:r>
-      <w:r>
-        <w:t>ats the parts as text. Tokyo's reading adds 9 hours to the UTC timestamp and is printed like a UTC reading.</w:t>
+        <w:t>Assembly makes the same C library calls as the C version of Lesson 2.12. A timestamp is an 8-byte count of seconds since 1970-01-01 00:00 UTC, so durations are added and subtracted with add and sub, and div turns the difference into minutes. A date and time as separate parts lives in memory as the C library's struct tm, nine 4-byte numbers. Windows' C library names its 8-byte time functions _mkgmtime64, _gmtime64, _localtime64, and _time64; Linux calls them timegm, gmtime, localtime, and time. strftime formats the parts as text. Tokyo's reading adds 9 hours to the UTC timestamp and is printed like a UTC reading.</w:t>
       </w:r>
     </w:p>
     <w:p>
@@ -4655,10 +4649,7 @@
     </w:p>
     <w:p>
       <w:r>
-        <w:t>The production-minded version prints the same report, but takes the check time from you instead of fixing it. main reads the check time you type and calls parse_check_time, which reads five numbers into the check time's parts with sscanf, makes the timestamp, and formats it back to compare with the answer. It returns TIME_OK or TIME_BAD_FORMAT in eax, as parse_port did in Lesson 2.11a, and main prints the Error line to stderr for TIME_BAD_FORMAT. It reuses read_answer from Lesson 2.3a. Every other time is s</w:t>
-      </w:r>
-      <w:r>
-        <w:t>till created in UTC.</w:t>
+        <w:t>The production-minded version prints the same report, but takes the check time from you instead of fixing it. main reads the check time you type and calls parse_check_time, which reads five numbers into the check time's parts with sscanf, makes the timestamp, and formats it back to compare with the answer. It returns TIME_OK or TIME_BAD_FORMAT in eax, as parse_port did in Lesson 2.11a, and main prints the Error line to stderr for TIME_BAD_FORMAT. It reuses read_answer from Lesson 2.3a. Every other time is still created in UTC.</w:t>
       </w:r>
     </w:p>
     <w:p>
@@ -10264,10 +10255,7 @@
     </w:p>
     <w:p>
       <w:r>
-        <w:t>Both versions create the window in UTC, move it with durations, measure it, show its start in Tokyo, compare the check time, and stamp the report with the current time. The Basic version creates the check time from fixed parts inside main. The Production-Minded version takes the check time as text, parses it in one known format with parse_check_time, and hands a failure back to main as a return code in eax, with the timestamp written through an address, so no report is ever printed for an answer that is not</w:t>
-      </w:r>
-      <w:r>
-        <w:t xml:space="preserve"> a real time.</w:t>
+        <w:t>Both versions create the window in UTC, move it with durations, measure it, show its start in Tokyo, compare the check time, and stamp the report with the current time. The Basic version creates the check time from fixed parts inside main. The Production-Minded version takes the check time as text, parses it in one known format with parse_check_time, and hands a failure back to main as a return code in eax, with the timestamp written through an address, so no report is ever printed for an answer that is not a real time.</w:t>
       </w:r>
     </w:p>
     <w:p>
@@ -10295,10 +10283,7 @@
     </w:p>
     <w:p>
       <w:r>
-        <w:t>Rust's standard library can read the clock, but it has no calendar and no time zones. So the program counts the days itself: days_in_year and days_in_month hold the calendar's rules, unix_seconds counts the seconds from 1970-01-01 00:00 UTC to a date, and format_utc counts back and builds the text with format!. A timestamp and a duration are both i64 seconds. SystemTime::now() gives the current time as seconds since 1970; with no time zones, Rust prints only the UTC Report time line. Real programs add a cra</w:t>
-      </w:r>
-      <w:r>
-        <w:t>te, a ready-made library, for dates; this course adds no crates yet.</w:t>
+        <w:t>Rust's standard library can read the clock, but it has no calendar and no time zones. So the program counts the days itself: days_in_year and days_in_month hold the calendar's rules, unix_seconds counts the seconds from 1970-01-01 00:00 UTC to a date, and format_utc counts back and builds the text with format!. A timestamp and a duration are both i64 seconds. SystemTime::now() gives the current time as seconds since 1970; with no time zones, Rust prints only the UTC Report time line. Real programs add a crate, a ready-made library, for dates; this course adds no crates yet.</w:t>
       </w:r>
     </w:p>
     <w:p>
@@ -14531,10 +14516,7 @@
     </w:p>
     <w:p>
       <w:r>
-        <w:t xml:space="preserve">The production-minded version prints the same report, but takes the check time from you instead of fixing it. main reads the check time you type and matches the result of parse_check_time, {ok, Seconds} or {error, Message}, as it matched parse_port's in Lesson 2.11a. parse_check_time reads five numbers with io_lib:fread, checks that the date is real and the hour and minute are in range, and formats the result back to compare with the answer. It reuses read_answer from Lesson 2.3a. Every other time is still </w:t>
-      </w:r>
-      <w:r>
-        <w:t>created in UTC.</w:t>
+        <w:t>The production-minded version prints the same report, but takes the check time from you instead of fixing it. main reads the check time you type and matches the result of parse_check_time, {ok, Seconds} or {error, Message}, as it matched parse_port's in Lesson 2.11a. parse_check_time reads five numbers with io_lib:fread, checks that the date is real and the hour and minute are in range, and formats the result back to compare with the answer. It reuses read_answer from Lesson 2.3a. Every other time is still created in UTC.</w:t>
       </w:r>
     </w:p>
     <w:p>
@@ -16026,10 +16008,7 @@
     </w:p>
     <w:p>
       <w:r>
-        <w:t xml:space="preserve">Solidity has no calendar, no time zones, and no keyboard. A contract keeps a moment as one uint256, the seconds since 1970-01-01 00:00 UTC, which is also how a block records its time. So the script counts the days itself, with the same four functions as the Rust version: daysInYear, daysInMonth, unixSeconds, and formatUtc. Solidity's time units help: 3 hours + 30 minutes is 12600 seconds, and 1 days is 86400. vm.unixTime(), a Foundry cheatcode, reads the computer's clock; a contract has no local time zone, </w:t>
-      </w:r>
-      <w:r>
-        <w:t>so only the UTC Report time line appears. As in Lesson 2.11a, the check time arrives as run's argument after --sig, so there is no prompt, and a failure is a revert, which forge reports on the error stream as Error: script failed: with exit code 1.</w:t>
+        <w:t>Solidity has no calendar, no time zones, and no keyboard. A contract keeps a moment as one uint256, the seconds since 1970-01-01 00:00 UTC, which is also how a block records its time. So the script counts the days itself, with the same four functions as the Rust version: daysInYear, daysInMonth, unixSeconds, and formatUtc. Solidity's time units help: 3 hours + 30 minutes is 12600 seconds, and 1 days is 86400. vm.unixTime(), a Foundry cheatcode, reads the computer's clock; a contract has no local time zone, so only the UTC Report time line appears. As in Lesson 2.11a, the check time arrives as run's argument after --sig, so there is no prompt, and a failure is a revert, which forge reports on the error stream as Error: script failed: with exit code 1.</w:t>
       </w:r>
     </w:p>
     <w:p>
@@ -20449,10 +20428,7 @@
     </w:p>
     <w:p>
       <w:r>
-        <w:t>As in Lesson 2.12, both Chapter 2 projects need a time stamp. The System Information Utility reuses format_utc (formatUtc, format_time) and the Report time lines to show when its information was gathered, and the Command-Line Survey Application reuses parse_check_time's pattern for any date answer, beside Lesson 2.11a's parse_port: parse one known format, and on a failure report one Error line and end with exit code 1. The Rust and Solidity counting functions are what a date library does inside; the project</w:t>
-      </w:r>
-      <w:r>
-        <w:t>s keep every time in UTC and convert only when printing.</w:t>
+        <w:t>As in Lesson 2.12, both Chapter 2 projects need a time stamp. The System Information Utility reuses format_utc (formatUtc, format_time) and the Report time lines to show when its information was gathered, and the Command-Line Survey Application reuses parse_check_time's pattern for any date answer, beside Lesson 2.11a's parse_port: parse one known format, and on a failure report one Error line and end with exit code 1. The Rust and Solidity counting functions are what a date library does inside; the projects keep every time in UTC and convert only when printing.</w:t>
       </w:r>
     </w:p>
     <w:p>
@@ -21222,10 +21198,7 @@
     </w:p>
     <w:p>
       <w:r>
-        <w:t>Every language keeps a moment as one number of seconds, moves it by adding durations, compares it as a number, and converts it to a calendar date only to print it. Assembly borrows the C library's calendar, Erlang has its own, and Rust and Solidity count the days themselves, which shows what a date library does inside. Parsing one known format can fail, and each language reports it the way Lesson 2.11a taught. Lesson 2.13a turns to directories: creating a sandbox directory, confirming it exists, renaming it</w:t>
-      </w:r>
-      <w:r>
-        <w:t>, listing it, and deleting it.</w:t>
+        <w:t>Every language keeps a moment as one number of seconds, moves it by adding durations, compares it as a number, and converts it to a calendar date only to print it. Assembly borrows the C library's calendar, Erlang has its own, and Rust and Solidity count the days themselves, which shows what a date library does inside. Parsing one known format can fail, and each language reports it the way Lesson 2.11a taught. Lesson 2.13a turns to directories: creating a sandbox directory, confirming it exists, renaming it, listing it, and deleting it.</w:t>
       </w:r>
     </w:p>
     <w:sectPr>

--- a/Volume 1/Chapter 02 - Language Fundamentals/SPA_Vol1_Ch2_Lesson2_12a_EXTENDED_Dates_Times.docx
+++ b/Volume 1/Chapter 02 - Language Fundamentals/SPA_Vol1_Ch2_Lesson2_12a_EXTENDED_Dates_Times.docx
@@ -95,7 +95,10 @@
     </w:p>
     <w:p>
       <w:r>
-        <w:t>Lesson 2.12 explains why a program keeps each moment as one UTC timestamp, moves it by adding durations, and converts it to a local reading only when printing. These four languages show what a date library does for you. Assembly calls the C library, as C does. Erlang's calendar module turns dates into seconds and back. Rust's standard library and Solidity have no calendar at all, so they count the days themselves, with loops: exactly what a date library does inside. Read Lesson 2.12 first; this companion builds on it.</w:t>
+        <w:t>Lesson 2.12 explains why a program keeps each moment as one UTC timestamp, moves it by adding durations, and converts it to a local reading only when printing. These four languages show what a date library does for you. Assembly calls the C library, as C does. Erlang's calendar module turns dates into seconds and back. Rust's standard library and Solidity have no calendar at all, so they count the days themselves, with loops: exactly what a date library does inside. Read Lesson 2.12 first; this companion bu</w:t>
+      </w:r>
+      <w:r>
+        <w:t>ilds on it.</w:t>
       </w:r>
     </w:p>
     <w:p>
@@ -430,7 +433,10 @@
         <w:pStyle w:val="ListBullet"/>
       </w:pPr>
       <w:r>
-        <w:t>The Basic version creates the check time, 2026-10-04 00:15 UTC, from its parts. The Production-Minded version parses it from YYYY-MM-DD HH:MM text with parse_check_time (parseCheckTime in Solidity) and reports a failure as Lesson 2.11a did: one Error line, no report at all, and exit code 1. Solidity takes the check time as run's argument, so it prints no prompt.</w:t>
+        <w:t>The Basic version creates the check time, 2026-10-04 00:15 UTC, from its parts. The Production-Minded version parses it from YYYY-MM-DD HH:MM text with parse_check_time (parseCheckTime in Solidity) and reports a failure as Lesson 2.11a did: one Error line, no report at all, and exit code 1. Input that ends before the check time arrives is reported the same way, with Error: input ended before the check time was given, as Lesson 2.11a's read_answer did. Solidity takes the check time as run's argument, so it p</w:t>
+      </w:r>
+      <w:r>
+        <w:t>rints no prompt and reads no input.</w:t>
       </w:r>
     </w:p>
     <w:p>
@@ -831,7 +837,7 @@
         <w:keepNext/>
       </w:pPr>
       <w:r>
-        <w:t>[profile.default]</w:t>
+        <w:t>[profile.default]  # Remember, the settings forge uses by default.</w:t>
       </w:r>
     </w:p>
     <w:p>
@@ -1094,7 +1100,10 @@
     </w:p>
     <w:p>
       <w:r>
-        <w:t>Assembly makes the same C library calls as the C version of Lesson 2.12. A timestamp is an 8-byte count of seconds since 1970-01-01 00:00 UTC, so durations are added and subtracted with add and sub, and div turns the difference into minutes. A date and time as separate parts lives in memory as the C library's struct tm, nine 4-byte numbers. Windows' C library names its 8-byte time functions _mkgmtime64, _gmtime64, _localtime64, and _time64; Linux calls them timegm, gmtime, localtime, and time. strftime formats the parts as text. Tokyo's reading adds 9 hours to the UTC timestamp and is printed like a UTC reading.</w:t>
+        <w:t>Assembly makes the same C library calls as the C version of Lesson 2.12. A timestamp is an 8-byte count of seconds since 1970-01-01 00:00 UTC, so durations are added and subtracted with add and sub, and div turns the difference into minutes. A date and time as separate parts lives in memory as the C library's struct tm, nine 4-byte numbers. Windows' C library names its 8-byte time functions _mkgmtime64, _gmtime64, _localtime64, and _time64; Linux calls them timegm, gmtime, localtime, and time. strftime form</w:t>
+      </w:r>
+      <w:r>
+        <w:t>ats the parts as text. Tokyo's reading adds 9 hours to the UTC timestamp and is printed like a UTC reading.</w:t>
       </w:r>
     </w:p>
     <w:p>
@@ -2109,23 +2118,23 @@
         <w:pStyle w:val="SourceCode"/>
       </w:pPr>
       <w:r>
-        <w:t xml:space="preserve">    ; seconds. div rcx divides the 16-byte number in rdx:rax by rcx, and</w:t>
-      </w:r>
-    </w:p>
-    <w:p>
-      <w:pPr>
-        <w:pStyle w:val="SourceCode"/>
-      </w:pPr>
-      <w:r>
-        <w:t xml:space="preserve">    ; leaves the whole answer in rax and the remainder in rdx, so rdx</w:t>
-      </w:r>
-    </w:p>
-    <w:p>
-      <w:pPr>
-        <w:pStyle w:val="SourceCode"/>
-      </w:pPr>
-      <w:r>
-        <w:t xml:space="preserve">    ; must be 0 first. Seconds / 60 = minutes.</w:t>
+        <w:t xml:space="preserve">    ; seconds. div rcx divides the 16-byte number in rdx:rax by rcx, leaving</w:t>
+      </w:r>
+    </w:p>
+    <w:p>
+      <w:pPr>
+        <w:pStyle w:val="SourceCode"/>
+      </w:pPr>
+      <w:r>
+        <w:t xml:space="preserve">    ; the answer in rax and the remainder in rdx, so rdx must be 0 first.</w:t>
+      </w:r>
+    </w:p>
+    <w:p>
+      <w:pPr>
+        <w:pStyle w:val="SourceCode"/>
+      </w:pPr>
+      <w:r>
+        <w:t xml:space="preserve">    ; Seconds / 60 = minutes; %lld prints all 8 bytes (%d reads only 4).</w:t>
       </w:r>
     </w:p>
     <w:p>
@@ -3031,55 +3040,55 @@
         <w:pStyle w:val="SourceCode"/>
       </w:pPr>
       <w:r>
-        <w:t xml:space="preserve">    ; A date and time as separate parts: the C library's struct tm, nine</w:t>
-      </w:r>
-    </w:p>
-    <w:p>
-      <w:pPr>
-        <w:pStyle w:val="SourceCode"/>
-      </w:pPr>
-      <w:r>
-        <w:t xml:space="preserve">    ; 4-byte whole numbers (dd) in this order: second, minute, hour, day,</w:t>
-      </w:r>
-    </w:p>
-    <w:p>
-      <w:pPr>
-        <w:pStyle w:val="SourceCode"/>
-      </w:pPr>
-      <w:r>
-        <w:t xml:space="preserve">    ; month counted from 0 (October is 9), years since 1900 (2026 is 126),</w:t>
-      </w:r>
-    </w:p>
-    <w:p>
-      <w:pPr>
-        <w:pStyle w:val="SourceCode"/>
-      </w:pPr>
-      <w:r>
-        <w:t xml:space="preserve">    ; and three fields the library fills in itself (day of the week, day</w:t>
-      </w:r>
-    </w:p>
-    <w:p>
-      <w:pPr>
-        <w:pStyle w:val="SourceCode"/>
-      </w:pPr>
-      <w:r>
-        <w:t xml:space="preserve">    ; of the year, summer time), left at 0. Linux's struct tm has two more</w:t>
-      </w:r>
-    </w:p>
-    <w:p>
-      <w:pPr>
-        <w:pStyle w:val="SourceCode"/>
-      </w:pPr>
-      <w:r>
-        <w:t xml:space="preserve">    ; fields after 4 bytes of padding, the zone's offset and name, which</w:t>
-      </w:r>
-    </w:p>
-    <w:p>
-      <w:pPr>
-        <w:pStyle w:val="SourceCode"/>
-      </w:pPr>
-      <w:r>
-        <w:t xml:space="preserve">    ; timegm also fills in, so they get room too: dd 0, then dq 0, 0.</w:t>
+        <w:t xml:space="preserve">    ; A date and time as separate parts: the C library's struct tm, nine 4-byte</w:t>
+      </w:r>
+    </w:p>
+    <w:p>
+      <w:pPr>
+        <w:pStyle w:val="SourceCode"/>
+      </w:pPr>
+      <w:r>
+        <w:t xml:space="preserve">    ; whole numbers (dd) in this order: second, minute, hour, day, month counted</w:t>
+      </w:r>
+    </w:p>
+    <w:p>
+      <w:pPr>
+        <w:pStyle w:val="SourceCode"/>
+      </w:pPr>
+      <w:r>
+        <w:t xml:space="preserve">    ; from 0 (October is 9), years since 1900 (2026 is 126), and three fields the</w:t>
+      </w:r>
+    </w:p>
+    <w:p>
+      <w:pPr>
+        <w:pStyle w:val="SourceCode"/>
+      </w:pPr>
+      <w:r>
+        <w:t xml:space="preserve">    ; library fills in itself (day of the week, day of the year, summer time),</w:t>
+      </w:r>
+    </w:p>
+    <w:p>
+      <w:pPr>
+        <w:pStyle w:val="SourceCode"/>
+      </w:pPr>
+      <w:r>
+        <w:t xml:space="preserve">    ; left at 0. Linux's struct tm adds two fields that timegm also fills in, the</w:t>
+      </w:r>
+    </w:p>
+    <w:p>
+      <w:pPr>
+        <w:pStyle w:val="SourceCode"/>
+      </w:pPr>
+      <w:r>
+        <w:t xml:space="preserve">    ; zone's offset and name (8 bytes each). C starts each 8-byte field at a</w:t>
+      </w:r>
+    </w:p>
+    <w:p>
+      <w:pPr>
+        <w:pStyle w:val="SourceCode"/>
+      </w:pPr>
+      <w:r>
+        <w:t xml:space="preserve">    ; multiple of 8, so 4 unused bytes of padding come first: dd 0, then dq 0, 0.</w:t>
       </w:r>
     </w:p>
     <w:p>
@@ -3400,7 +3409,7 @@
         <w:pStyle w:val="SourceCode"/>
       </w:pPr>
       <w:r>
-        <w:t>; Remember, the program starts at main; eax = 0 means success.</w:t>
+        <w:t>; Remember, eax = 0 means success; push rbp only keeps the stack aligned.</w:t>
       </w:r>
     </w:p>
     <w:p>
@@ -3628,7 +3637,7 @@
         <w:pStyle w:val="SourceCode"/>
       </w:pPr>
       <w:r>
-        <w:t xml:space="preserve">    ; then printf with the line and that text.</w:t>
+        <w:t xml:space="preserve">    ; then printf with it; xor eax, eax first sets printf's xmm count to 0.</w:t>
       </w:r>
     </w:p>
     <w:p>
@@ -3769,23 +3778,23 @@
         <w:pStyle w:val="SourceCode"/>
       </w:pPr>
       <w:r>
-        <w:t xml:space="preserve">    ; seconds. div rcx divides the 16-byte number in rdx:rax by rcx, and</w:t>
-      </w:r>
-    </w:p>
-    <w:p>
-      <w:pPr>
-        <w:pStyle w:val="SourceCode"/>
-      </w:pPr>
-      <w:r>
-        <w:t xml:space="preserve">    ; leaves the whole answer in rax and the remainder in rdx, so rdx</w:t>
-      </w:r>
-    </w:p>
-    <w:p>
-      <w:pPr>
-        <w:pStyle w:val="SourceCode"/>
-      </w:pPr>
-      <w:r>
-        <w:t xml:space="preserve">    ; must be 0 first. Seconds / 60 = minutes.</w:t>
+        <w:t xml:space="preserve">    ; seconds. div rcx divides the 16-byte number in rdx:rax by rcx, leaving</w:t>
+      </w:r>
+    </w:p>
+    <w:p>
+      <w:pPr>
+        <w:pStyle w:val="SourceCode"/>
+      </w:pPr>
+      <w:r>
+        <w:t xml:space="preserve">    ; the answer in rax and the remainder in rdx, so rdx must be 0 first.</w:t>
+      </w:r>
+    </w:p>
+    <w:p>
+      <w:pPr>
+        <w:pStyle w:val="SourceCode"/>
+      </w:pPr>
+      <w:r>
+        <w:t xml:space="preserve">    ; Seconds / 60 = minutes; %lld prints all 8 bytes (%d reads only 4).</w:t>
       </w:r>
     </w:p>
     <w:p>
@@ -4649,7 +4658,10 @@
     </w:p>
     <w:p>
       <w:r>
-        <w:t>The production-minded version prints the same report, but takes the check time from you instead of fixing it. main reads the check time you type and calls parse_check_time, which reads five numbers into the check time's parts with sscanf, makes the timestamp, and formats it back to compare with the answer. It returns TIME_OK or TIME_BAD_FORMAT in eax, as parse_port did in Lesson 2.11a, and main prints the Error line to stderr for TIME_BAD_FORMAT. It reuses read_answer from Lesson 2.3a. Every other time is still created in UTC.</w:t>
+        <w:t>The production-minded version prints the same report, but takes the check time from you instead of fixing it. main reads the check time you type and calls parse_check_time, which reads five numbers into the check time's parts with sscanf, makes the timestamp, and formats it back to compare with the answer. It returns TIME_OK or TIME_BAD_FORMAT in eax, as parse_port did in Lesson 2.11a, and main prints the Error line to stderr for TIME_BAD_FORMAT. It reuses read_answer as Lesson 2.11a left it: read_answer re</w:t>
+      </w:r>
+      <w:r>
+        <w:t>turns 0 in eax when the input ended before an answer arrived, and main then prints Error: input ended before the check time was given and ends with exit code 1, instead of using a missing answer. Every other time is still created in UTC.</w:t>
       </w:r>
     </w:p>
     <w:p>
@@ -5018,6 +5030,22 @@
         <w:pStyle w:val="SourceCode"/>
       </w:pPr>
       <w:r>
+        <w:t xml:space="preserve">                        db 10, 0    ; Remember, no label: bytes follow the text</w:t>
+      </w:r>
+    </w:p>
+    <w:p>
+      <w:pPr>
+        <w:pStyle w:val="SourceCode"/>
+      </w:pPr>
+      <w:r>
+        <w:t xml:space="preserve">    ended_error         db "Error: input ended before the check time was given"</w:t>
+      </w:r>
+    </w:p>
+    <w:p>
+      <w:pPr>
+        <w:pStyle w:val="SourceCode"/>
+      </w:pPr>
+      <w:r>
         <w:t xml:space="preserve">                        db 10, 0</w:t>
       </w:r>
     </w:p>
@@ -5310,7 +5338,15 @@
         <w:pStyle w:val="SourceCode"/>
       </w:pPr>
       <w:r>
-        <w:t>; newline.</w:t>
+        <w:t>; newline. Remember, fgets returns 0 when the input has ended, so</w:t>
+      </w:r>
+    </w:p>
+    <w:p>
+      <w:pPr>
+        <w:pStyle w:val="SourceCode"/>
+      </w:pPr>
+      <w:r>
+        <w:t>; read_answer returns 0 in eax and main reports it.</w:t>
       </w:r>
     </w:p>
     <w:p>
@@ -5326,6 +5362,14 @@
         <w:pStyle w:val="SourceCode"/>
       </w:pPr>
       <w:r>
+        <w:t>;   out:     eax = 1 (a line was read) or 0 (the input had ended)</w:t>
+      </w:r>
+    </w:p>
+    <w:p>
+      <w:pPr>
+        <w:pStyle w:val="SourceCode"/>
+      </w:pPr>
+      <w:r>
         <w:t>;   changes: rax, rcx, rdx, r8-r11</w:t>
       </w:r>
     </w:p>
@@ -5454,6 +5498,22 @@
         <w:pStyle w:val="SourceCode"/>
       </w:pPr>
       <w:r>
+        <w:t xml:space="preserve">    cmp rax, 0</w:t>
+      </w:r>
+    </w:p>
+    <w:p>
+      <w:pPr>
+        <w:pStyle w:val="SourceCode"/>
+      </w:pPr>
+      <w:r>
+        <w:t xml:space="preserve">    je .ended</w:t>
+      </w:r>
+    </w:p>
+    <w:p>
+      <w:pPr>
+        <w:pStyle w:val="SourceCode"/>
+      </w:pPr>
+      <w:r>
         <w:t xml:space="preserve">    mov rcx, rbx</w:t>
       </w:r>
     </w:p>
@@ -5486,6 +5546,46 @@
         <w:pStyle w:val="SourceCode"/>
       </w:pPr>
       <w:r>
+        <w:t xml:space="preserve">    mov eax, 1</w:t>
+      </w:r>
+    </w:p>
+    <w:p>
+      <w:pPr>
+        <w:pStyle w:val="SourceCode"/>
+      </w:pPr>
+      <w:r>
+        <w:t xml:space="preserve">    jmp .done</w:t>
+      </w:r>
+    </w:p>
+    <w:p>
+      <w:pPr>
+        <w:pStyle w:val="SourceCode"/>
+      </w:pPr>
+      <w:r>
+        <w:t>.ended:</w:t>
+      </w:r>
+    </w:p>
+    <w:p>
+      <w:pPr>
+        <w:pStyle w:val="SourceCode"/>
+      </w:pPr>
+      <w:r>
+        <w:t xml:space="preserve">    xor eax, eax</w:t>
+      </w:r>
+    </w:p>
+    <w:p>
+      <w:pPr>
+        <w:pStyle w:val="SourceCode"/>
+      </w:pPr>
+      <w:r>
+        <w:t>.done:</w:t>
+      </w:r>
+    </w:p>
+    <w:p>
+      <w:pPr>
+        <w:pStyle w:val="SourceCode"/>
+      </w:pPr>
+      <w:r>
         <w:t xml:space="preserve">    add rsp, 40</w:t>
       </w:r>
     </w:p>
@@ -5773,31 +5873,31 @@
         <w:pStyle w:val="SourceCode"/>
       </w:pPr>
       <w:r>
-        <w:t xml:space="preserve">    ; five whole numbers straight into check_parts. Remember, Windows</w:t>
-      </w:r>
-    </w:p>
-    <w:p>
-      <w:pPr>
-        <w:pStyle w:val="SourceCode"/>
-      </w:pPr>
-      <w:r>
-        <w:t xml:space="preserve">    ; passes the first four values in rcx, rdx, r8, r9 and the fifth at</w:t>
-      </w:r>
-    </w:p>
-    <w:p>
-      <w:pPr>
-        <w:pStyle w:val="SourceCode"/>
-      </w:pPr>
-      <w:r>
-        <w:t xml:space="preserve">    ; [rsp + 32]; the sixth and seventh follow at [rsp + 40] and</w:t>
-      </w:r>
-    </w:p>
-    <w:p>
-      <w:pPr>
-        <w:pStyle w:val="SourceCode"/>
-      </w:pPr>
-      <w:r>
-        <w:t xml:space="preserve">    ; [rsp + 48]. sscanf returns in eax how many numbers it read.</w:t>
+        <w:t xml:space="preserve">    ; five whole numbers into check_parts and returns in eax how many it read.</w:t>
+      </w:r>
+    </w:p>
+    <w:p>
+      <w:pPr>
+        <w:pStyle w:val="SourceCode"/>
+      </w:pPr>
+      <w:r>
+        <w:t xml:space="preserve">    ; Remember, Windows passes four values in rcx, rdx, r8, r9, the rest at</w:t>
+      </w:r>
+    </w:p>
+    <w:p>
+      <w:pPr>
+        <w:pStyle w:val="SourceCode"/>
+      </w:pPr>
+      <w:r>
+        <w:t xml:space="preserve">    ; [rsp + 32], [rsp + 40], [rsp + 48]: sub rsp, 72 made room past the 32</w:t>
+      </w:r>
+    </w:p>
+    <w:p>
+      <w:pPr>
+        <w:pStyle w:val="SourceCode"/>
+      </w:pPr>
+      <w:r>
+        <w:t xml:space="preserve">    ; bytes of scratch space, and with the two pushes keeps rsp aligned.</w:t>
       </w:r>
     </w:p>
     <w:p>
@@ -6307,6 +6407,43 @@
         <w:pStyle w:val="SourceCode"/>
       </w:pPr>
       <w:r>
+        <w:t xml:space="preserve">    ; Check that the answer arrived before using it: a 0 from read_answer</w:t>
+      </w:r>
+    </w:p>
+    <w:p>
+      <w:pPr>
+        <w:pStyle w:val="SourceCode"/>
+      </w:pPr>
+      <w:r>
+        <w:t xml:space="preserve">    ; means the input had ended.</w:t>
+      </w:r>
+    </w:p>
+    <w:p>
+      <w:pPr>
+        <w:pStyle w:val="SourceCode"/>
+      </w:pPr>
+      <w:r>
+        <w:t xml:space="preserve">    cmp eax, 0</w:t>
+      </w:r>
+    </w:p>
+    <w:p>
+      <w:pPr>
+        <w:pStyle w:val="SourceCode"/>
+      </w:pPr>
+      <w:r>
+        <w:t xml:space="preserve">    je .input_ended</w:t>
+      </w:r>
+    </w:p>
+    <w:p>
+      <w:pPr>
+        <w:pStyle w:val="SourceCode"/>
+      </w:pPr>
+    </w:p>
+    <w:p>
+      <w:pPr>
+        <w:pStyle w:val="SourceCode"/>
+      </w:pPr>
+      <w:r>
         <w:t xml:space="preserve">    ; Remember, check the return code first; the report is printed only</w:t>
       </w:r>
     </w:p>
@@ -7060,6 +7197,54 @@
         <w:pStyle w:val="SourceCode"/>
       </w:pPr>
       <w:r>
+        <w:t>.input_ended:</w:t>
+      </w:r>
+    </w:p>
+    <w:p>
+      <w:pPr>
+        <w:pStyle w:val="SourceCode"/>
+      </w:pPr>
+      <w:r>
+        <w:t xml:space="preserve">    mov rcx, [error_stream]</w:t>
+      </w:r>
+    </w:p>
+    <w:p>
+      <w:pPr>
+        <w:pStyle w:val="SourceCode"/>
+      </w:pPr>
+      <w:r>
+        <w:t xml:space="preserve">    lea rdx, [ended_error]</w:t>
+      </w:r>
+    </w:p>
+    <w:p>
+      <w:pPr>
+        <w:pStyle w:val="SourceCode"/>
+      </w:pPr>
+      <w:r>
+        <w:t xml:space="preserve">    call fprintf</w:t>
+      </w:r>
+    </w:p>
+    <w:p>
+      <w:pPr>
+        <w:pStyle w:val="SourceCode"/>
+      </w:pPr>
+      <w:r>
+        <w:t xml:space="preserve">    mov eax, 1</w:t>
+      </w:r>
+    </w:p>
+    <w:p>
+      <w:pPr>
+        <w:pStyle w:val="SourceCode"/>
+      </w:pPr>
+      <w:r>
+        <w:t xml:space="preserve">    jmp .done</w:t>
+      </w:r>
+    </w:p>
+    <w:p>
+      <w:pPr>
+        <w:pStyle w:val="SourceCode"/>
+      </w:pPr>
+      <w:r>
         <w:t>.bad_format:</w:t>
       </w:r>
     </w:p>
@@ -7608,6 +7793,22 @@
         <w:pStyle w:val="SourceCode"/>
       </w:pPr>
       <w:r>
+        <w:t xml:space="preserve">                        db 10, 0    ; Remember, no label: bytes follow the text</w:t>
+      </w:r>
+    </w:p>
+    <w:p>
+      <w:pPr>
+        <w:pStyle w:val="SourceCode"/>
+      </w:pPr>
+      <w:r>
+        <w:t xml:space="preserve">    ended_error         db "Error: input ended before the check time was given"</w:t>
+      </w:r>
+    </w:p>
+    <w:p>
+      <w:pPr>
+        <w:pStyle w:val="SourceCode"/>
+      </w:pPr>
+      <w:r>
         <w:t xml:space="preserve">                        db 10, 0</w:t>
       </w:r>
     </w:p>
@@ -7900,7 +8101,15 @@
         <w:pStyle w:val="SourceCode"/>
       </w:pPr>
       <w:r>
-        <w:t>; newline.</w:t>
+        <w:t>; newline. Remember, fgets returns 0 when the input has ended, so</w:t>
+      </w:r>
+    </w:p>
+    <w:p>
+      <w:pPr>
+        <w:pStyle w:val="SourceCode"/>
+      </w:pPr>
+      <w:r>
+        <w:t>; read_answer returns 0 in eax and main reports it.</w:t>
       </w:r>
     </w:p>
     <w:p>
@@ -7916,6 +8125,14 @@
         <w:pStyle w:val="SourceCode"/>
       </w:pPr>
       <w:r>
+        <w:t>;   out:     eax = 1 (a line was read) or 0 (the input had ended)</w:t>
+      </w:r>
+    </w:p>
+    <w:p>
+      <w:pPr>
+        <w:pStyle w:val="SourceCode"/>
+      </w:pPr>
+      <w:r>
         <w:t>;   changes: rax, rcx, rdx, rsi, rdi, r8-r11</w:t>
       </w:r>
     </w:p>
@@ -8052,6 +8269,22 @@
         <w:pStyle w:val="SourceCode"/>
       </w:pPr>
       <w:r>
+        <w:t xml:space="preserve">    cmp rax, 0</w:t>
+      </w:r>
+    </w:p>
+    <w:p>
+      <w:pPr>
+        <w:pStyle w:val="SourceCode"/>
+      </w:pPr>
+      <w:r>
+        <w:t xml:space="preserve">    je .ended</w:t>
+      </w:r>
+    </w:p>
+    <w:p>
+      <w:pPr>
+        <w:pStyle w:val="SourceCode"/>
+      </w:pPr>
+      <w:r>
         <w:t xml:space="preserve">    mov rdi, rbx</w:t>
       </w:r>
     </w:p>
@@ -8084,6 +8317,46 @@
         <w:pStyle w:val="SourceCode"/>
       </w:pPr>
       <w:r>
+        <w:t xml:space="preserve">    mov eax, 1</w:t>
+      </w:r>
+    </w:p>
+    <w:p>
+      <w:pPr>
+        <w:pStyle w:val="SourceCode"/>
+      </w:pPr>
+      <w:r>
+        <w:t xml:space="preserve">    jmp .done</w:t>
+      </w:r>
+    </w:p>
+    <w:p>
+      <w:pPr>
+        <w:pStyle w:val="SourceCode"/>
+      </w:pPr>
+      <w:r>
+        <w:t>.ended:</w:t>
+      </w:r>
+    </w:p>
+    <w:p>
+      <w:pPr>
+        <w:pStyle w:val="SourceCode"/>
+      </w:pPr>
+      <w:r>
+        <w:t xml:space="preserve">    xor eax, eax</w:t>
+      </w:r>
+    </w:p>
+    <w:p>
+      <w:pPr>
+        <w:pStyle w:val="SourceCode"/>
+      </w:pPr>
+      <w:r>
+        <w:t>.done:</w:t>
+      </w:r>
+    </w:p>
+    <w:p>
+      <w:pPr>
+        <w:pStyle w:val="SourceCode"/>
+      </w:pPr>
+      <w:r>
         <w:t xml:space="preserve">    add rsp, 8</w:t>
       </w:r>
     </w:p>
@@ -8820,6 +9093,43 @@
         <w:pStyle w:val="SourceCode"/>
       </w:pPr>
       <w:r>
+        <w:t xml:space="preserve">    ; Check that the answer arrived before using it: a 0 from read_answer</w:t>
+      </w:r>
+    </w:p>
+    <w:p>
+      <w:pPr>
+        <w:pStyle w:val="SourceCode"/>
+      </w:pPr>
+      <w:r>
+        <w:t xml:space="preserve">    ; means the input had ended.</w:t>
+      </w:r>
+    </w:p>
+    <w:p>
+      <w:pPr>
+        <w:pStyle w:val="SourceCode"/>
+      </w:pPr>
+      <w:r>
+        <w:t xml:space="preserve">    cmp eax, 0</w:t>
+      </w:r>
+    </w:p>
+    <w:p>
+      <w:pPr>
+        <w:pStyle w:val="SourceCode"/>
+      </w:pPr>
+      <w:r>
+        <w:t xml:space="preserve">    je .input_ended</w:t>
+      </w:r>
+    </w:p>
+    <w:p>
+      <w:pPr>
+        <w:pStyle w:val="SourceCode"/>
+      </w:pPr>
+    </w:p>
+    <w:p>
+      <w:pPr>
+        <w:pStyle w:val="SourceCode"/>
+      </w:pPr>
+      <w:r>
         <w:t xml:space="preserve">    ; Remember, check the return code first; the report is printed only</w:t>
       </w:r>
     </w:p>
@@ -9653,6 +9963,62 @@
         <w:pStyle w:val="SourceCode"/>
       </w:pPr>
       <w:r>
+        <w:t>.input_ended:</w:t>
+      </w:r>
+    </w:p>
+    <w:p>
+      <w:pPr>
+        <w:pStyle w:val="SourceCode"/>
+      </w:pPr>
+      <w:r>
+        <w:t xml:space="preserve">    mov rdi, [stderr]</w:t>
+      </w:r>
+    </w:p>
+    <w:p>
+      <w:pPr>
+        <w:pStyle w:val="SourceCode"/>
+      </w:pPr>
+      <w:r>
+        <w:t xml:space="preserve">    lea rsi, [ended_error]</w:t>
+      </w:r>
+    </w:p>
+    <w:p>
+      <w:pPr>
+        <w:pStyle w:val="SourceCode"/>
+      </w:pPr>
+      <w:r>
+        <w:t xml:space="preserve">    xor eax, eax</w:t>
+      </w:r>
+    </w:p>
+    <w:p>
+      <w:pPr>
+        <w:pStyle w:val="SourceCode"/>
+      </w:pPr>
+      <w:r>
+        <w:t xml:space="preserve">    call fprintf</w:t>
+      </w:r>
+    </w:p>
+    <w:p>
+      <w:pPr>
+        <w:pStyle w:val="SourceCode"/>
+      </w:pPr>
+      <w:r>
+        <w:t xml:space="preserve">    mov eax, 1</w:t>
+      </w:r>
+    </w:p>
+    <w:p>
+      <w:pPr>
+        <w:pStyle w:val="SourceCode"/>
+      </w:pPr>
+      <w:r>
+        <w:t xml:space="preserve">    jmp .done</w:t>
+      </w:r>
+    </w:p>
+    <w:p>
+      <w:pPr>
+        <w:pStyle w:val="SourceCode"/>
+      </w:pPr>
+      <w:r>
         <w:t>.bad_format:</w:t>
       </w:r>
     </w:p>
@@ -10255,7 +10621,10 @@
     </w:p>
     <w:p>
       <w:r>
-        <w:t>Both versions create the window in UTC, move it with durations, measure it, show its start in Tokyo, compare the check time, and stamp the report with the current time. The Basic version creates the check time from fixed parts inside main. The Production-Minded version takes the check time as text, parses it in one known format with parse_check_time, and hands a failure back to main as a return code in eax, with the timestamp written through an address, so no report is ever printed for an answer that is not a real time.</w:t>
+        <w:t>Both versions create the window in UTC, move it with durations, measure it, show its start in Tokyo, compare the check time, and stamp the report with the current time. The Basic version creates the check time from fixed parts inside main. The Production-Minded version takes the check time as text, parses it in one known format with parse_check_time, and hands a failure back to main as a return code in eax, with the timestamp written through an address, so no report is ever printed for an answer that is not</w:t>
+      </w:r>
+      <w:r>
+        <w:t xml:space="preserve"> a real time.</w:t>
       </w:r>
     </w:p>
     <w:p>
@@ -10283,7 +10652,10 @@
     </w:p>
     <w:p>
       <w:r>
-        <w:t>Rust's standard library can read the clock, but it has no calendar and no time zones. So the program counts the days itself: days_in_year and days_in_month hold the calendar's rules, unix_seconds counts the seconds from 1970-01-01 00:00 UTC to a date, and format_utc counts back and builds the text with format!. A timestamp and a duration are both i64 seconds. SystemTime::now() gives the current time as seconds since 1970; with no time zones, Rust prints only the UTC Report time line. Real programs add a crate, a ready-made library, for dates; this course adds no crates yet.</w:t>
+        <w:t>Rust's standard library can read the clock, but it has no calendar and no time zones. So the program counts the days itself: days_in_year and days_in_month hold the calendar's rules, unix_seconds counts the seconds from 1970-01-01 00:00 UTC to a date, and format_utc counts back and builds the text with format!. A timestamp and a duration are both i64 seconds. SystemTime::now() gives the current time as seconds since 1970; with no time zones, Rust prints only the UTC Report time line. Real programs add a cra</w:t>
+      </w:r>
+      <w:r>
+        <w:t>te, a ready-made library, for dates; this course adds no crates yet.</w:t>
       </w:r>
     </w:p>
     <w:p>
@@ -11593,7 +11965,10 @@
     </w:p>
     <w:p>
       <w:r>
-        <w:t>The production-minded version prints the same report, but takes the check time from you instead of fixing it. main reads the check time you type and matches the Result of parse_check_time, as it matched parse_port's in Lesson 2.11a. parse_check_time checks the length and the separators, reads each part with number_at, and checks every part's range, including the days in that month. It reuses read_answer from Lesson 2.3a. Every other time is still created in UTC.</w:t>
+        <w:t xml:space="preserve">The production-minded version prints the same report, but takes the check time from you instead of fixing it. main reads the check time you type and matches the Result of parse_check_time, as it matched parse_port's in Lesson 2.11a. parse_check_time checks the length and the separators, reads each part with number_at, and checks every part's range, including the days in that month. It reuses read_answer as Lesson 2.11a left it: read_answer returns false with the answer when the input ended before an answer </w:t>
+      </w:r>
+      <w:r>
+        <w:t>arrived, and main then prints Error: input ended before the check time was given and ends with exit code 1, instead of using a missing answer. Every other time is still created in UTC.</w:t>
       </w:r>
     </w:p>
     <w:p>
@@ -12143,15 +12518,31 @@
         <w:pStyle w:val="SourceCode"/>
       </w:pPr>
       <w:r>
-        <w:t>/// answer without its Enter.</w:t>
-      </w:r>
-    </w:p>
-    <w:p>
-      <w:pPr>
-        <w:pStyle w:val="SourceCode"/>
-      </w:pPr>
-      <w:r>
-        <w:t>fn read_answer(prompt: &amp;str) -&gt; String {</w:t>
+        <w:t>/// answer without its Enter. Remember, read_line gives Ok(0) at the end of</w:t>
+      </w:r>
+    </w:p>
+    <w:p>
+      <w:pPr>
+        <w:pStyle w:val="SourceCode"/>
+      </w:pPr>
+      <w:r>
+        <w:t>/// the input, so read_answer returns a tuple: the answer, and true when a</w:t>
+      </w:r>
+    </w:p>
+    <w:p>
+      <w:pPr>
+        <w:pStyle w:val="SourceCode"/>
+      </w:pPr>
+      <w:r>
+        <w:t>/// line was read or false when the input had ended.</w:t>
+      </w:r>
+    </w:p>
+    <w:p>
+      <w:pPr>
+        <w:pStyle w:val="SourceCode"/>
+      </w:pPr>
+      <w:r>
+        <w:t>fn read_answer(prompt: &amp;str) -&gt; (String, bool) {</w:t>
       </w:r>
     </w:p>
     <w:p>
@@ -12183,15 +12574,31 @@
         <w:pStyle w:val="SourceCode"/>
       </w:pPr>
       <w:r>
-        <w:t xml:space="preserve">    std::io::stdin().read_line(&amp;mut line).expect("could not read input");</w:t>
-      </w:r>
-    </w:p>
-    <w:p>
-      <w:pPr>
-        <w:pStyle w:val="SourceCode"/>
-      </w:pPr>
-      <w:r>
-        <w:t xml:space="preserve">    line.trim_end().to_string()</w:t>
+        <w:t xml:space="preserve">    let count = std::io::stdin()</w:t>
+      </w:r>
+    </w:p>
+    <w:p>
+      <w:pPr>
+        <w:pStyle w:val="SourceCode"/>
+      </w:pPr>
+      <w:r>
+        <w:t xml:space="preserve">        .read_line(&amp;mut line)</w:t>
+      </w:r>
+    </w:p>
+    <w:p>
+      <w:pPr>
+        <w:pStyle w:val="SourceCode"/>
+      </w:pPr>
+      <w:r>
+        <w:t xml:space="preserve">        .expect("could not read input");</w:t>
+      </w:r>
+    </w:p>
+    <w:p>
+      <w:pPr>
+        <w:pStyle w:val="SourceCode"/>
+      </w:pPr>
+      <w:r>
+        <w:t xml:space="preserve">    (line.trim_end().to_string(), count &gt; 0)</w:t>
       </w:r>
     </w:p>
     <w:p>
@@ -12212,23 +12619,23 @@
         <w:pStyle w:val="SourceCode"/>
       </w:pPr>
       <w:r>
-        <w:t>/// Reads the digits of time_text[start..end] as a whole number, or</w:t>
-      </w:r>
-    </w:p>
-    <w:p>
-      <w:pPr>
-        <w:pStyle w:val="SourceCode"/>
-      </w:pPr>
-      <w:r>
-        <w:t>/// returns -1 when any of them is not a digit: no part of a date or time</w:t>
-      </w:r>
-    </w:p>
-    <w:p>
-      <w:pPr>
-        <w:pStyle w:val="SourceCode"/>
-      </w:pPr>
-      <w:r>
-        <w:t>/// is -1, so the range checks reject it.</w:t>
+        <w:t>/// Reads the digits of time_text[start..end] as a whole number, or -1 when</w:t>
+      </w:r>
+    </w:p>
+    <w:p>
+      <w:pPr>
+        <w:pStyle w:val="SourceCode"/>
+      </w:pPr>
+      <w:r>
+        <w:t>/// one is not a digit (no date or time part is -1, so the range checks</w:t>
+      </w:r>
+    </w:p>
+    <w:p>
+      <w:pPr>
+        <w:pStyle w:val="SourceCode"/>
+      </w:pPr>
+      <w:r>
+        <w:t>/// reject it). chars() gives the slice's characters one at a time.</w:t>
       </w:r>
     </w:p>
     <w:p>
@@ -12693,7 +13100,60 @@
         <w:pStyle w:val="SourceCode"/>
       </w:pPr>
       <w:r>
-        <w:t xml:space="preserve">    let answer = read_answer("Check time (YYYY-MM-DD HH:MM, UTC): ");</w:t>
+        <w:t xml:space="preserve">    let (answer, answered) = read_answer("Check time (YYYY-MM-DD HH:MM, UTC): ");</w:t>
+      </w:r>
+    </w:p>
+    <w:p>
+      <w:pPr>
+        <w:pStyle w:val="SourceCode"/>
+      </w:pPr>
+    </w:p>
+    <w:p>
+      <w:pPr>
+        <w:pStyle w:val="SourceCode"/>
+      </w:pPr>
+      <w:r>
+        <w:t xml:space="preserve">    // Remember, let (a, b) = ... takes the tuple apart. Check that the answer</w:t>
+      </w:r>
+    </w:p>
+    <w:p>
+      <w:pPr>
+        <w:pStyle w:val="SourceCode"/>
+      </w:pPr>
+      <w:r>
+        <w:t xml:space="preserve">    // arrived before using it; ! means not.</w:t>
+      </w:r>
+    </w:p>
+    <w:p>
+      <w:pPr>
+        <w:pStyle w:val="SourceCode"/>
+      </w:pPr>
+      <w:r>
+        <w:t xml:space="preserve">    if !answered {</w:t>
+      </w:r>
+    </w:p>
+    <w:p>
+      <w:pPr>
+        <w:pStyle w:val="SourceCode"/>
+      </w:pPr>
+      <w:r>
+        <w:t xml:space="preserve">        eprintln!("Error: input ended before the check time was given");</w:t>
+      </w:r>
+    </w:p>
+    <w:p>
+      <w:pPr>
+        <w:pStyle w:val="SourceCode"/>
+      </w:pPr>
+      <w:r>
+        <w:t xml:space="preserve">        std::process::exit(1);</w:t>
+      </w:r>
+    </w:p>
+    <w:p>
+      <w:pPr>
+        <w:pStyle w:val="SourceCode"/>
+      </w:pPr>
+      <w:r>
+        <w:t xml:space="preserve">    }</w:t>
       </w:r>
     </w:p>
     <w:p>
@@ -14516,7 +14976,10 @@
     </w:p>
     <w:p>
       <w:r>
-        <w:t>The production-minded version prints the same report, but takes the check time from you instead of fixing it. main reads the check time you type and matches the result of parse_check_time, {ok, Seconds} or {error, Message}, as it matched parse_port's in Lesson 2.11a. parse_check_time reads five numbers with io_lib:fread, checks that the date is real and the hour and minute are in range, and formats the result back to compare with the answer. It reuses read_answer from Lesson 2.3a. Every other time is still created in UTC.</w:t>
+        <w:t>The production-minded version prints the same report, but takes the check time from you instead of fixing it. main reads the check time you type and matches the result of parse_check_time, {ok, Seconds} or {error, Message}, as it matched parse_port's in Lesson 2.11a. parse_check_time reads five numbers with io_lib:fread, checks that the date is real and the hour and minute are in range, and formats the result back to compare with the answer. It reuses read_answer as Lesson 2.11a left it: read_answer returns</w:t>
+      </w:r>
+      <w:r>
+        <w:t xml:space="preserve"> eof when the input ended before an answer arrived, and main then prints Error: input ended before the check time was given and ends with exit code 1, instead of using a missing answer. Every other time is still created in UTC.</w:t>
       </w:r>
     </w:p>
     <w:p>
@@ -14667,15 +15130,23 @@
         <w:pStyle w:val="SourceCode"/>
       </w:pPr>
       <w:r>
-        <w:t>%% without its Enter.</w:t>
-      </w:r>
-    </w:p>
-    <w:p>
-      <w:pPr>
-        <w:pStyle w:val="SourceCode"/>
-      </w:pPr>
-      <w:r>
-        <w:t>-spec read_answer(string()) -&gt; string().</w:t>
+        <w:t>%% without its Enter. Remember, io:get_line returns eof when the input has</w:t>
+      </w:r>
+    </w:p>
+    <w:p>
+      <w:pPr>
+        <w:pStyle w:val="SourceCode"/>
+      </w:pPr>
+      <w:r>
+        <w:t>%% ended; check for it before trimming or using the answer.</w:t>
+      </w:r>
+    </w:p>
+    <w:p>
+      <w:pPr>
+        <w:pStyle w:val="SourceCode"/>
+      </w:pPr>
+      <w:r>
+        <w:t>-spec read_answer(string()) -&gt; string() | eof.</w:t>
       </w:r>
     </w:p>
     <w:p>
@@ -14691,15 +15162,47 @@
         <w:pStyle w:val="SourceCode"/>
       </w:pPr>
       <w:r>
-        <w:t xml:space="preserve">    Line = io:get_line(Prompt),</w:t>
-      </w:r>
-    </w:p>
-    <w:p>
-      <w:pPr>
-        <w:pStyle w:val="SourceCode"/>
-      </w:pPr>
-      <w:r>
-        <w:t xml:space="preserve">    string:trim(Line, trailing).</w:t>
+        <w:t xml:space="preserve">    case io:get_line(Prompt) of</w:t>
+      </w:r>
+    </w:p>
+    <w:p>
+      <w:pPr>
+        <w:pStyle w:val="SourceCode"/>
+      </w:pPr>
+      <w:r>
+        <w:t xml:space="preserve">        eof -&gt;</w:t>
+      </w:r>
+    </w:p>
+    <w:p>
+      <w:pPr>
+        <w:pStyle w:val="SourceCode"/>
+      </w:pPr>
+      <w:r>
+        <w:t xml:space="preserve">            eof;</w:t>
+      </w:r>
+    </w:p>
+    <w:p>
+      <w:pPr>
+        <w:pStyle w:val="SourceCode"/>
+      </w:pPr>
+      <w:r>
+        <w:t xml:space="preserve">        Line -&gt;</w:t>
+      </w:r>
+    </w:p>
+    <w:p>
+      <w:pPr>
+        <w:pStyle w:val="SourceCode"/>
+      </w:pPr>
+      <w:r>
+        <w:t xml:space="preserve">            string:trim(Line, trailing)</w:t>
+      </w:r>
+    </w:p>
+    <w:p>
+      <w:pPr>
+        <w:pStyle w:val="SourceCode"/>
+      </w:pPr>
+      <w:r>
+        <w:t xml:space="preserve">    end.</w:t>
       </w:r>
     </w:p>
     <w:p>
@@ -14816,15 +15319,15 @@
         <w:pStyle w:val="SourceCode"/>
       </w:pPr>
       <w:r>
-        <w:t xml:space="preserve">            %% Every part is checked before the seconds are made, because</w:t>
-      </w:r>
-    </w:p>
-    <w:p>
-      <w:pPr>
-        <w:pStyle w:val="SourceCode"/>
-      </w:pPr>
-      <w:r>
-        <w:t xml:space="preserve">            %% the calendar stops the program for month 13 or hour 25.</w:t>
+        <w:t xml:space="preserve">            %% Every part is checked before the seconds are made: the</w:t>
+      </w:r>
+    </w:p>
+    <w:p>
+      <w:pPr>
+        <w:pStyle w:val="SourceCode"/>
+      </w:pPr>
+      <w:r>
+        <w:t xml:space="preserve">            %% calendar stops for hour 25 and quietly rolls month 13 forward.</w:t>
       </w:r>
     </w:p>
     <w:p>
@@ -15079,6 +15582,91 @@
         <w:pStyle w:val="SourceCode"/>
       </w:pPr>
       <w:r>
+        <w:t xml:space="preserve">    %% Check that the answer arrived before using it. A case gives back the</w:t>
+      </w:r>
+    </w:p>
+    <w:p>
+      <w:pPr>
+        <w:pStyle w:val="SourceCode"/>
+      </w:pPr>
+      <w:r>
+        <w:t xml:space="preserve">    %% value of the branch that ran: eof becomes an {error, Message} like a</w:t>
+      </w:r>
+    </w:p>
+    <w:p>
+      <w:pPr>
+        <w:pStyle w:val="SourceCode"/>
+      </w:pPr>
+      <w:r>
+        <w:t xml:space="preserve">    %% bad time, and _ fits any typed answer, which is then parsed.</w:t>
+      </w:r>
+    </w:p>
+    <w:p>
+      <w:pPr>
+        <w:pStyle w:val="SourceCode"/>
+      </w:pPr>
+      <w:r>
+        <w:t xml:space="preserve">    CheckTimeResult =</w:t>
+      </w:r>
+    </w:p>
+    <w:p>
+      <w:pPr>
+        <w:pStyle w:val="SourceCode"/>
+      </w:pPr>
+      <w:r>
+        <w:t xml:space="preserve">        case Answer of</w:t>
+      </w:r>
+    </w:p>
+    <w:p>
+      <w:pPr>
+        <w:pStyle w:val="SourceCode"/>
+      </w:pPr>
+      <w:r>
+        <w:t xml:space="preserve">            eof -&gt;</w:t>
+      </w:r>
+    </w:p>
+    <w:p>
+      <w:pPr>
+        <w:pStyle w:val="SourceCode"/>
+      </w:pPr>
+      <w:r>
+        <w:t xml:space="preserve">                {error, "input ended before the check time was given"};</w:t>
+      </w:r>
+    </w:p>
+    <w:p>
+      <w:pPr>
+        <w:pStyle w:val="SourceCode"/>
+      </w:pPr>
+      <w:r>
+        <w:t xml:space="preserve">            _ -&gt;</w:t>
+      </w:r>
+    </w:p>
+    <w:p>
+      <w:pPr>
+        <w:pStyle w:val="SourceCode"/>
+      </w:pPr>
+      <w:r>
+        <w:t xml:space="preserve">                parse_check_time(Answer)</w:t>
+      </w:r>
+    </w:p>
+    <w:p>
+      <w:pPr>
+        <w:pStyle w:val="SourceCode"/>
+      </w:pPr>
+      <w:r>
+        <w:t xml:space="preserve">        end,</w:t>
+      </w:r>
+    </w:p>
+    <w:p>
+      <w:pPr>
+        <w:pStyle w:val="SourceCode"/>
+      </w:pPr>
+    </w:p>
+    <w:p>
+      <w:pPr>
+        <w:pStyle w:val="SourceCode"/>
+      </w:pPr>
+      <w:r>
         <w:t xml:space="preserve">    %% Remember, match {ok, V} or {error, M}; standard_error is for errors</w:t>
       </w:r>
     </w:p>
@@ -15103,7 +15691,7 @@
         <w:pStyle w:val="SourceCode"/>
       </w:pPr>
       <w:r>
-        <w:t xml:space="preserve">    case parse_check_time(Answer) of</w:t>
+        <w:t xml:space="preserve">    case CheckTimeResult of</w:t>
       </w:r>
     </w:p>
     <w:p>
@@ -15896,7 +16484,7 @@
         <w:pStyle w:val="ListBullet"/>
       </w:pPr>
       <w:r>
-        <w:t>If 2026-10-4 0:15 is accepted, the format-back check is missing. If 2026-13-04 00:15 stops the program with a function_clause error, the calendar:valid_date check is missing: the calendar stops the program for a month that does not exist.</w:t>
+        <w:t>If 2026-10-4 0:15 is accepted, the format-back check is missing. If 2026-10-04 25:00 stops the program with a function_clause error, the hour check is missing: the calendar stops the program for an hour that does not exist.</w:t>
       </w:r>
     </w:p>
     <w:p>
@@ -16008,7 +16596,10 @@
     </w:p>
     <w:p>
       <w:r>
-        <w:t>Solidity has no calendar, no time zones, and no keyboard. A contract keeps a moment as one uint256, the seconds since 1970-01-01 00:00 UTC, which is also how a block records its time. So the script counts the days itself, with the same four functions as the Rust version: daysInYear, daysInMonth, unixSeconds, and formatUtc. Solidity's time units help: 3 hours + 30 minutes is 12600 seconds, and 1 days is 86400. vm.unixTime(), a Foundry cheatcode, reads the computer's clock; a contract has no local time zone, so only the UTC Report time line appears. As in Lesson 2.11a, the check time arrives as run's argument after --sig, so there is no prompt, and a failure is a revert, which forge reports on the error stream as Error: script failed: with exit code 1.</w:t>
+        <w:t xml:space="preserve">Solidity has no calendar, no time zones, and no keyboard. A contract keeps a moment as one uint256, the seconds since 1970-01-01 00:00 UTC, which is also how a block records its time. So the script counts the days itself, with the same four functions as the Rust version: daysInYear, daysInMonth, unixSeconds, and formatUtc. Solidity's time units help: 3 hours + 30 minutes is 12600 seconds, and 1 days is 86400. vm.unixTime(), a Foundry cheatcode, reads the computer's clock; a contract has no local time zone, </w:t>
+      </w:r>
+      <w:r>
+        <w:t>so only the UTC Report time line appears. As in Lesson 2.11a, the check time arrives as run's argument after --sig, so there is no prompt, and a failure is a revert, which forge reports on the error stream as Error: script failed: with exit code 1.</w:t>
       </w:r>
     </w:p>
     <w:p>
@@ -18766,15 +19357,15 @@
         <w:pStyle w:val="SourceCode"/>
       </w:pPr>
       <w:r>
-        <w:t xml:space="preserve">        // positions 4, 7, 10, and 13. || stops at the first true, so no</w:t>
-      </w:r>
-    </w:p>
-    <w:p>
-      <w:pPr>
-        <w:pStyle w:val="SourceCode"/>
-      </w:pPr>
-      <w:r>
-        <w:t xml:space="preserve">        // position is read from shorter text. Remember, || = or.</w:t>
+        <w:t xml:space="preserve">        // positions 4, 7, 10, and 13. One byte, unlike text, compares with !=.</w:t>
+      </w:r>
+    </w:p>
+    <w:p>
+      <w:pPr>
+        <w:pStyle w:val="SourceCode"/>
+      </w:pPr>
+      <w:r>
+        <w:t xml:space="preserve">        // || (or) stops at the first true, so short text is never read past.</w:t>
       </w:r>
     </w:p>
     <w:p>
@@ -19138,7 +19729,7 @@
         <w:pStyle w:val="SourceCode"/>
       </w:pPr>
       <w:r>
-        <w:t xml:space="preserve">        // for printing. Remember, 3 hours + 30 minutes uses time units.</w:t>
+        <w:t xml:space="preserve">        // for printing. Remember, hours and minutes are time units, in seconds.</w:t>
       </w:r>
     </w:p>
     <w:p>
@@ -20384,7 +20975,7 @@
         <w:pStyle w:val="ListBullet"/>
       </w:pPr>
       <w:r>
-        <w:t>Erlang: making seconds from a date before checking it. The calendar stops the program for month 13 or hour 25.</w:t>
+        <w:t>Erlang: making seconds from a date before checking it. The calendar stops the program for hour 25, and quietly rolls month 13 forward into the next year, so 2026-13-04 would become 2027-01-04.</w:t>
       </w:r>
     </w:p>
     <w:p>
@@ -20428,7 +21019,10 @@
     </w:p>
     <w:p>
       <w:r>
-        <w:t>As in Lesson 2.12, both Chapter 2 projects need a time stamp. The System Information Utility reuses format_utc (formatUtc, format_time) and the Report time lines to show when its information was gathered, and the Command-Line Survey Application reuses parse_check_time's pattern for any date answer, beside Lesson 2.11a's parse_port: parse one known format, and on a failure report one Error line and end with exit code 1. The Rust and Solidity counting functions are what a date library does inside; the projects keep every time in UTC and convert only when printing.</w:t>
+        <w:t>As in Lesson 2.12, both Chapter 2 projects need a time stamp. The System Information Utility reuses format_utc (formatUtc, format_time) and the Report time lines to show when its information was gathered, and the Command-Line Survey Application reuses parse_check_time's pattern for any date answer, beside Lesson 2.11a's parse_port: parse one known format, and on a failure report one Error line and end with exit code 1. The Rust and Solidity counting functions are what a date library does inside; the project</w:t>
+      </w:r>
+      <w:r>
+        <w:t>s keep every time in UTC and convert only when printing.</w:t>
       </w:r>
     </w:p>
     <w:p>
@@ -21198,7 +21792,10 @@
     </w:p>
     <w:p>
       <w:r>
-        <w:t>Every language keeps a moment as one number of seconds, moves it by adding durations, compares it as a number, and converts it to a calendar date only to print it. Assembly borrows the C library's calendar, Erlang has its own, and Rust and Solidity count the days themselves, which shows what a date library does inside. Parsing one known format can fail, and each language reports it the way Lesson 2.11a taught. Lesson 2.13a turns to directories: creating a sandbox directory, confirming it exists, renaming it, listing it, and deleting it.</w:t>
+        <w:t>Every language keeps a moment as one number of seconds, moves it by adding durations, compares it as a number, and converts it to a calendar date only to print it. Assembly borrows the C library's calendar, Erlang has its own, and Rust and Solidity count the days themselves, which shows what a date library does inside. Parsing one known format can fail, and each language reports it the way Lesson 2.11a taught. Lesson 2.13a turns to directories: creating a sandbox directory, confirming it exists, renaming it</w:t>
+      </w:r>
+      <w:r>
+        <w:t>, listing it, and deleting it.</w:t>
       </w:r>
     </w:p>
     <w:sectPr>
@@ -21384,31 +21981,31 @@
       </w:rPr>
     </w:lvl>
   </w:abstractNum>
-  <w:num w:numId="1" w16cid:durableId="594753183">
+  <w:num w:numId="1" w16cid:durableId="689720291">
     <w:abstractNumId w:val="8"/>
   </w:num>
-  <w:num w:numId="2" w16cid:durableId="959651350">
+  <w:num w:numId="2" w16cid:durableId="978218778">
     <w:abstractNumId w:val="6"/>
   </w:num>
-  <w:num w:numId="3" w16cid:durableId="1308315952">
+  <w:num w:numId="3" w16cid:durableId="665942752">
     <w:abstractNumId w:val="5"/>
   </w:num>
-  <w:num w:numId="4" w16cid:durableId="1509103158">
+  <w:num w:numId="4" w16cid:durableId="1746416671">
     <w:abstractNumId w:val="4"/>
   </w:num>
-  <w:num w:numId="5" w16cid:durableId="692074215">
+  <w:num w:numId="5" w16cid:durableId="968434752">
     <w:abstractNumId w:val="7"/>
   </w:num>
-  <w:num w:numId="6" w16cid:durableId="2043242346">
+  <w:num w:numId="6" w16cid:durableId="2081322906">
     <w:abstractNumId w:val="3"/>
   </w:num>
-  <w:num w:numId="7" w16cid:durableId="1284314159">
+  <w:num w:numId="7" w16cid:durableId="1344429050">
     <w:abstractNumId w:val="2"/>
   </w:num>
-  <w:num w:numId="8" w16cid:durableId="8417045">
+  <w:num w:numId="8" w16cid:durableId="1261453480">
     <w:abstractNumId w:val="1"/>
   </w:num>
-  <w:num w:numId="9" w16cid:durableId="851601566">
+  <w:num w:numId="9" w16cid:durableId="943073295">
     <w:abstractNumId w:val="0"/>
   </w:num>
 </w:numbering>
